--- a/chapters/17-causal-survival-analysis.docx
+++ b/chapters/17-causal-survival-analysis.docx
@@ -751,10 +751,12 @@
       <m:oMath>
         <m:r>
           <m:rPr>
-            <m:nor/>
             <m:sty m:val="p"/>
           </m:rPr>
           <m:t>E</m:t>
+        </m:r>
+        <m:r>
+          <m:t>​</m:t>
         </m:r>
         <m:d>
           <m:dPr>
@@ -769,6 +771,9 @@
             </m:r>
           </m:e>
         </m:d>
+        <m:r>
+          <m:t>​</m:t>
+        </m:r>
       </m:oMath>
       <w:r>
         <w:t xml:space="preserve"> </w:t>
@@ -6159,7 +6164,6 @@
               <m:oMath>
                 <m:r>
                   <m:rPr>
-                    <m:nor/>
                     <m:sty m:val="p"/>
                   </m:rPr>
                   <m:t>logit</m:t>
@@ -8120,10 +8124,12 @@
             <m:oMath>
               <m:r>
                 <m:rPr>
-                  <m:nor/>
                   <m:sty m:val="p"/>
                 </m:rPr>
                 <m:t>exp</m:t>
+              </m:r>
+              <m:r>
+                <m:t>​</m:t>
               </m:r>
               <m:d>
                 <m:dPr>
@@ -8147,6 +8153,9 @@
                   </m:sSub>
                 </m:e>
               </m:d>
+              <m:r>
+                <m:t>​</m:t>
+              </m:r>
             </m:oMath>
             <w:r>
               <w:t xml:space="preserve"> </w:t>
@@ -8372,10 +8381,12 @@
               </m:r>
               <m:r>
                 <m:rPr>
-                  <m:nor/>
                   <m:sty m:val="p"/>
                 </m:rPr>
                 <m:t>exp</m:t>
+              </m:r>
+              <m:r>
+                <m:t>​</m:t>
               </m:r>
               <m:d>
                 <m:dPr>
@@ -8402,6 +8413,9 @@
                   </m:r>
                 </m:e>
               </m:d>
+              <m:r>
+                <m:t>​</m:t>
+              </m:r>
             </m:oMath>
             <w:r>
               <w:t xml:space="preserve">.</w:t>
@@ -9266,7 +9280,6 @@
               <m:oMath>
                 <m:r>
                   <m:rPr>
-                    <m:nor/>
                     <m:sty m:val="p"/>
                   </m:rPr>
                   <m:t>logit</m:t>
@@ -9753,7 +9766,6 @@
             <m:oMath>
               <m:r>
                 <m:rPr>
-                  <m:nor/>
                   <m:sty m:val="p"/>
                 </m:rPr>
                 <m:t>logit</m:t>
@@ -16711,106 +16723,66 @@
               <w:t xml:space="preserve"> </w:t>
             </w:r>
             <m:oMath>
-              <m:acc>
-                <m:accPr>
-                  <m:chr m:val="̂"/>
-                </m:accPr>
+              <m:r>
+                <m:rPr>
+                  <m:sty m:val="p"/>
+                </m:rPr>
+                <m:t/>
+              </m:r>
+              <m:r>
+                <m:t>​</m:t>
+              </m:r>
+              <m:d>
+                <m:dPr>
+                  <m:begChr m:val="["/>
+                  <m:sepChr m:val=""/>
+                  <m:endChr m:val="]"/>
+                  <m:grow/>
+                </m:dPr>
                 <m:e>
+                  <m:r>
+                    <m:t>A</m:t>
+                  </m:r>
                   <m:r>
                     <m:rPr>
                       <m:sty m:val="p"/>
                     </m:rPr>
-                    <m:t>Pr</m:t>
-                  </m:r>
-                </m:e>
-              </m:acc>
-              <m:r>
-                <m:rPr>
-                  <m:sty m:val="p"/>
-                </m:rPr>
-                <m:t>[</m:t>
-              </m:r>
-              <m:r>
-                <m:t>A</m:t>
-              </m:r>
-              <m:r>
-                <m:rPr>
-                  <m:sty m:val="p"/>
-                </m:rPr>
-                <m:t>=</m:t>
-              </m:r>
-              <m:r>
-                <m:t>1</m:t>
-              </m:r>
-              <m:r>
-                <m:rPr>
-                  <m:sty m:val="p"/>
-                </m:rPr>
-                <m:t>∣</m:t>
-              </m:r>
-              <m:r>
-                <m:t>L</m:t>
-              </m:r>
-              <m:r>
-                <m:rPr>
-                  <m:sty m:val="p"/>
-                </m:rPr>
-                <m:t>]</m:t>
-              </m:r>
-            </m:oMath>
-            <w:r>
-              <w:t xml:space="preserve"> </w:t>
-            </w:r>
-            <w:r>
-              <w:t xml:space="preserve">for the treated</w:t>
-            </w:r>
-            <w:r>
-              <w:t xml:space="preserve"> </w:t>
-            </w:r>
-            <w:r>
-              <w:t xml:space="preserve">and</w:t>
-            </w:r>
-            <w:r>
-              <w:t xml:space="preserve"> </w:t>
-            </w:r>
-            <m:oMath>
-              <m:r>
-                <m:t>1</m:t>
-              </m:r>
-              <m:r>
-                <m:rPr>
-                  <m:sty m:val="p"/>
-                </m:rPr>
-                <m:t>−</m:t>
-              </m:r>
-              <m:acc>
-                <m:accPr>
-                  <m:chr m:val="̂"/>
-                </m:accPr>
-                <m:e>
+                    <m:t>=</m:t>
+                  </m:r>
+                  <m:r>
+                    <m:t>1</m:t>
+                  </m:r>
                   <m:r>
                     <m:rPr>
                       <m:sty m:val="p"/>
                     </m:rPr>
-                    <m:t>Pr</m:t>
+                    <m:t>∣</m:t>
+                  </m:r>
+                  <m:r>
+                    <m:t>L</m:t>
                   </m:r>
                 </m:e>
-              </m:acc>
-              <m:r>
-                <m:rPr>
-                  <m:sty m:val="p"/>
-                </m:rPr>
-                <m:t>[</m:t>
-              </m:r>
-              <m:r>
-                <m:t>A</m:t>
-              </m:r>
-              <m:r>
-                <m:rPr>
-                  <m:sty m:val="p"/>
-                </m:rPr>
-                <m:t>=</m:t>
-              </m:r>
+              </m:d>
+              <m:r>
+                <m:t>​</m:t>
+              </m:r>
+            </m:oMath>
+            <w:r>
+              <w:t xml:space="preserve"> </w:t>
+            </w:r>
+            <w:r>
+              <w:t xml:space="preserve">for the treated</w:t>
+            </w:r>
+            <w:r>
+              <w:t xml:space="preserve"> </w:t>
+            </w:r>
+            <w:r>
+              <w:t xml:space="preserve">and</w:t>
+            </w:r>
+            <w:r>
+              <w:t xml:space="preserve"> </w:t>
+            </w:r>
+            <m:oMath>
               <m:r>
                 <m:t>1</m:t>
               </m:r>
@@ -16818,173 +16790,113 @@
                 <m:rPr>
                   <m:sty m:val="p"/>
                 </m:rPr>
-                <m:t>∣</m:t>
-              </m:r>
-              <m:r>
-                <m:t>L</m:t>
-              </m:r>
-              <m:r>
-                <m:rPr>
-                  <m:sty m:val="p"/>
-                </m:rPr>
-                <m:t>]</m:t>
-              </m:r>
-            </m:oMath>
-            <w:r>
-              <w:t xml:space="preserve"> </w:t>
-            </w:r>
-            <w:r>
-              <w:t xml:space="preserve">for the untreated;</w:t>
-            </w:r>
-            <w:r>
-              <w:t xml:space="preserve"> </w:t>
-            </w:r>
-            <w:r>
-              <w:t xml:space="preserve">the numerator is</w:t>
-            </w:r>
-            <w:r>
-              <w:t xml:space="preserve"> </w:t>
-            </w:r>
-            <m:oMath>
-              <m:acc>
-                <m:accPr>
-                  <m:chr m:val="̂"/>
-                </m:accPr>
+                <m:t>−</m:t>
+              </m:r>
+              <m:r>
+                <m:rPr>
+                  <m:sty m:val="p"/>
+                </m:rPr>
+                <m:t/>
+              </m:r>
+              <m:r>
+                <m:t>​</m:t>
+              </m:r>
+              <m:d>
+                <m:dPr>
+                  <m:begChr m:val="["/>
+                  <m:sepChr m:val=""/>
+                  <m:endChr m:val="]"/>
+                  <m:grow/>
+                </m:dPr>
                 <m:e>
+                  <m:r>
+                    <m:t>A</m:t>
+                  </m:r>
                   <m:r>
                     <m:rPr>
                       <m:sty m:val="p"/>
                     </m:rPr>
-                    <m:t>Pr</m:t>
-                  </m:r>
-                </m:e>
-              </m:acc>
-              <m:r>
-                <m:rPr>
-                  <m:sty m:val="p"/>
-                </m:rPr>
-                <m:t>[</m:t>
-              </m:r>
-              <m:r>
-                <m:t>A</m:t>
-              </m:r>
-              <m:r>
-                <m:rPr>
-                  <m:sty m:val="p"/>
-                </m:rPr>
-                <m:t>=</m:t>
-              </m:r>
-              <m:r>
-                <m:t>1</m:t>
-              </m:r>
-              <m:r>
-                <m:rPr>
-                  <m:sty m:val="p"/>
-                </m:rPr>
-                <m:t>]</m:t>
-              </m:r>
-            </m:oMath>
-            <w:r>
-              <w:t xml:space="preserve"> </w:t>
-            </w:r>
-            <w:r>
-              <w:t xml:space="preserve">for the treated and</w:t>
-            </w:r>
-            <w:r>
-              <w:t xml:space="preserve"> </w:t>
-            </w:r>
-            <m:oMath>
-              <m:r>
-                <m:t>1</m:t>
-              </m:r>
-              <m:r>
-                <m:rPr>
-                  <m:sty m:val="p"/>
-                </m:rPr>
-                <m:t>−</m:t>
-              </m:r>
-              <m:acc>
-                <m:accPr>
-                  <m:chr m:val="̂"/>
-                </m:accPr>
-                <m:e>
+                    <m:t>=</m:t>
+                  </m:r>
+                  <m:r>
+                    <m:t>1</m:t>
+                  </m:r>
                   <m:r>
                     <m:rPr>
                       <m:sty m:val="p"/>
                     </m:rPr>
-                    <m:t>Pr</m:t>
+                    <m:t>∣</m:t>
+                  </m:r>
+                  <m:r>
+                    <m:t>L</m:t>
                   </m:r>
                 </m:e>
-              </m:acc>
-              <m:r>
-                <m:rPr>
-                  <m:sty m:val="p"/>
-                </m:rPr>
-                <m:t>[</m:t>
-              </m:r>
-              <m:r>
-                <m:t>A</m:t>
-              </m:r>
-              <m:r>
-                <m:rPr>
-                  <m:sty m:val="p"/>
-                </m:rPr>
-                <m:t>=</m:t>
-              </m:r>
-              <m:r>
-                <m:t>1</m:t>
-              </m:r>
-              <m:r>
-                <m:rPr>
-                  <m:sty m:val="p"/>
-                </m:rPr>
-                <m:t>]</m:t>
+              </m:d>
+              <m:r>
+                <m:t>​</m:t>
               </m:r>
             </m:oMath>
             <w:r>
               <w:t xml:space="preserve"> </w:t>
             </w:r>
             <w:r>
-              <w:t xml:space="preserve">for the untreated,</w:t>
-            </w:r>
-            <w:r>
-              <w:t xml:space="preserve"> </w:t>
-            </w:r>
-            <w:r>
-              <w:t xml:space="preserve">with</w:t>
+              <w:t xml:space="preserve">for the untreated;</w:t>
+            </w:r>
+            <w:r>
+              <w:t xml:space="preserve"> </w:t>
+            </w:r>
+            <w:r>
+              <w:t xml:space="preserve">the numerator is</w:t>
             </w:r>
             <w:r>
               <w:t xml:space="preserve"> </w:t>
             </w:r>
             <m:oMath>
-              <m:acc>
-                <m:accPr>
-                  <m:chr m:val="̂"/>
-                </m:accPr>
+              <m:r>
+                <m:rPr>
+                  <m:sty m:val="p"/>
+                </m:rPr>
+                <m:t/>
+              </m:r>
+              <m:r>
+                <m:t>​</m:t>
+              </m:r>
+              <m:d>
+                <m:dPr>
+                  <m:begChr m:val="["/>
+                  <m:sepChr m:val=""/>
+                  <m:endChr m:val="]"/>
+                  <m:grow/>
+                </m:dPr>
                 <m:e>
+                  <m:r>
+                    <m:t>A</m:t>
+                  </m:r>
                   <m:r>
                     <m:rPr>
                       <m:sty m:val="p"/>
                     </m:rPr>
-                    <m:t>Pr</m:t>
+                    <m:t>=</m:t>
+                  </m:r>
+                  <m:r>
+                    <m:t>1</m:t>
                   </m:r>
                 </m:e>
-              </m:acc>
-              <m:r>
-                <m:rPr>
-                  <m:sty m:val="p"/>
-                </m:rPr>
-                <m:t>[</m:t>
-              </m:r>
-              <m:r>
-                <m:t>A</m:t>
-              </m:r>
-              <m:r>
-                <m:rPr>
-                  <m:sty m:val="p"/>
-                </m:rPr>
-                <m:t>=</m:t>
-              </m:r>
+              </m:d>
+              <m:r>
+                <m:t>​</m:t>
+              </m:r>
+            </m:oMath>
+            <w:r>
+              <w:t xml:space="preserve"> </w:t>
+            </w:r>
+            <w:r>
+              <w:t xml:space="preserve">for the treated and</w:t>
+            </w:r>
+            <w:r>
+              <w:t xml:space="preserve"> </w:t>
+            </w:r>
+            <m:oMath>
               <m:r>
                 <m:t>1</m:t>
               </m:r>
@@ -16992,7 +16904,92 @@
                 <m:rPr>
                   <m:sty m:val="p"/>
                 </m:rPr>
-                <m:t>]</m:t>
+                <m:t>−</m:t>
+              </m:r>
+              <m:r>
+                <m:rPr>
+                  <m:sty m:val="p"/>
+                </m:rPr>
+                <m:t/>
+              </m:r>
+              <m:r>
+                <m:t>​</m:t>
+              </m:r>
+              <m:d>
+                <m:dPr>
+                  <m:begChr m:val="["/>
+                  <m:sepChr m:val=""/>
+                  <m:endChr m:val="]"/>
+                  <m:grow/>
+                </m:dPr>
+                <m:e>
+                  <m:r>
+                    <m:t>A</m:t>
+                  </m:r>
+                  <m:r>
+                    <m:rPr>
+                      <m:sty m:val="p"/>
+                    </m:rPr>
+                    <m:t>=</m:t>
+                  </m:r>
+                  <m:r>
+                    <m:t>1</m:t>
+                  </m:r>
+                </m:e>
+              </m:d>
+              <m:r>
+                <m:t>​</m:t>
+              </m:r>
+            </m:oMath>
+            <w:r>
+              <w:t xml:space="preserve"> </w:t>
+            </w:r>
+            <w:r>
+              <w:t xml:space="preserve">for the untreated,</w:t>
+            </w:r>
+            <w:r>
+              <w:t xml:space="preserve"> </w:t>
+            </w:r>
+            <w:r>
+              <w:t xml:space="preserve">with</w:t>
+            </w:r>
+            <w:r>
+              <w:t xml:space="preserve"> </w:t>
+            </w:r>
+            <m:oMath>
+              <m:r>
+                <m:rPr>
+                  <m:sty m:val="p"/>
+                </m:rPr>
+                <m:t/>
+              </m:r>
+              <m:r>
+                <m:t>​</m:t>
+              </m:r>
+              <m:d>
+                <m:dPr>
+                  <m:begChr m:val="["/>
+                  <m:sepChr m:val=""/>
+                  <m:endChr m:val="]"/>
+                  <m:grow/>
+                </m:dPr>
+                <m:e>
+                  <m:r>
+                    <m:t>A</m:t>
+                  </m:r>
+                  <m:r>
+                    <m:rPr>
+                      <m:sty m:val="p"/>
+                    </m:rPr>
+                    <m:t>=</m:t>
+                  </m:r>
+                  <m:r>
+                    <m:t>1</m:t>
+                  </m:r>
+                </m:e>
+              </m:d>
+              <m:r>
+                <m:t>​</m:t>
               </m:r>
             </m:oMath>
             <w:r>
@@ -17076,7 +17073,6 @@
               <m:oMath>
                 <m:r>
                   <m:rPr>
-                    <m:nor/>
                     <m:sty m:val="p"/>
                   </m:rPr>
                   <m:t>logit</m:t>
@@ -17519,7 +17515,6 @@
             <m:oMath>
               <m:r>
                 <m:rPr>
-                  <m:nor/>
                   <m:sty m:val="p"/>
                 </m:rPr>
                 <m:t>logit</m:t>
@@ -17562,7 +17557,6 @@
               </m:r>
               <m:r>
                 <m:rPr>
-                  <m:nor/>
                   <m:sty m:val="p"/>
                 </m:rPr>
                 <m:t>logit</m:t>
@@ -19632,7 +19626,6 @@
               <m:oMath>
                 <m:r>
                   <m:rPr>
-                    <m:nor/>
                     <m:sty m:val="p"/>
                   </m:rPr>
                   <m:t>logit</m:t>
@@ -21683,10 +21676,12 @@
                 </m:r>
                 <m:r>
                   <m:rPr>
-                    <m:nor/>
                     <m:sty m:val="p"/>
                   </m:rPr>
                   <m:t>exp</m:t>
+                </m:r>
+                <m:r>
+                  <m:t>​</m:t>
                 </m:r>
                 <m:d>
                   <m:dPr>
@@ -21743,6 +21738,9 @@
                     </m:r>
                   </m:e>
                 </m:d>
+                <m:r>
+                  <m:t>​</m:t>
+                </m:r>
               </m:oMath>
             </m:oMathPara>
           </w:p>
@@ -21826,10 +21824,12 @@
             <m:oMath>
               <m:r>
                 <m:rPr>
-                  <m:nor/>
                   <m:sty m:val="p"/>
                 </m:rPr>
                 <m:t>exp</m:t>
+              </m:r>
+              <m:r>
+                <m:t>​</m:t>
               </m:r>
               <m:d>
                 <m:dPr>
@@ -21886,6 +21886,9 @@
                   </m:r>
                 </m:e>
               </m:d>
+              <m:r>
+                <m:t>​</m:t>
+              </m:r>
             </m:oMath>
             <w:r>
               <w:t xml:space="preserve"> </w:t>
@@ -22254,10 +22257,12 @@
                 </m:r>
                 <m:r>
                   <m:rPr>
-                    <m:nor/>
                     <m:sty m:val="p"/>
                   </m:rPr>
                   <m:t>exp</m:t>
+                </m:r>
+                <m:r>
+                  <m:t>​</m:t>
                 </m:r>
                 <m:d>
                   <m:dPr>
@@ -22314,6 +22319,9 @@
                     </m:r>
                   </m:e>
                 </m:d>
+                <m:r>
+                  <m:t>​</m:t>
+                </m:r>
               </m:oMath>
             </m:oMathPara>
           </w:p>
@@ -22735,10 +22743,12 @@
                 </m:r>
                 <m:r>
                   <m:rPr>
-                    <m:nor/>
                     <m:sty m:val="p"/>
                   </m:rPr>
                   <m:t>exp</m:t>
+                </m:r>
+                <m:r>
+                  <m:t>​</m:t>
                 </m:r>
                 <m:d>
                   <m:dPr>
@@ -22771,6 +22781,9 @@
                     </m:r>
                   </m:e>
                 </m:d>
+                <m:r>
+                  <m:t>​</m:t>
+                </m:r>
               </m:oMath>
             </m:oMathPara>
           </w:p>
@@ -22787,10 +22800,12 @@
             <m:oMath>
               <m:r>
                 <m:rPr>
-                  <m:nor/>
                   <m:sty m:val="p"/>
                 </m:rPr>
                 <m:t>exp</m:t>
+              </m:r>
+              <m:r>
+                <m:t>​</m:t>
               </m:r>
               <m:d>
                 <m:dPr>
@@ -22820,6 +22835,9 @@
                   </m:sSub>
                 </m:e>
               </m:d>
+              <m:r>
+                <m:t>​</m:t>
+              </m:r>
             </m:oMath>
             <w:r>
               <w:t xml:space="preserve"> </w:t>
@@ -23042,10 +23060,12 @@
         </m:r>
         <m:r>
           <m:rPr>
-            <m:nor/>
             <m:sty m:val="p"/>
           </m:rPr>
           <m:t>exp</m:t>
+        </m:r>
+        <m:r>
+          <m:t>​</m:t>
         </m:r>
         <m:d>
           <m:dPr>
@@ -23111,6 +23131,9 @@
             </m:sSub>
           </m:e>
         </m:d>
+        <m:r>
+          <m:t>​</m:t>
+        </m:r>
       </m:oMath>
       <w:r>
         <w:t xml:space="preserve">,</w:t>
@@ -23281,10 +23304,12 @@
               </m:r>
               <m:r>
                 <m:rPr>
-                  <m:nor/>
                   <m:sty m:val="p"/>
                 </m:rPr>
                 <m:t>exp</m:t>
+              </m:r>
+              <m:r>
+                <m:t>​</m:t>
               </m:r>
               <m:d>
                 <m:dPr>
@@ -23350,6 +23375,9 @@
                   </m:sSub>
                 </m:e>
               </m:d>
+              <m:r>
+                <m:t>​</m:t>
+              </m:r>
             </m:oMath>
             <w:r>
               <w:t xml:space="preserve"> </w:t>
@@ -23433,10 +23461,12 @@
                 </m:sSub>
                 <m:r>
                   <m:rPr>
-                    <m:nor/>
                     <m:sty m:val="p"/>
                   </m:rPr>
                   <m:t>exp</m:t>
+                </m:r>
+                <m:r>
+                  <m:t>​</m:t>
                 </m:r>
                 <m:d>
                   <m:dPr>
@@ -23514,6 +23544,9 @@
                     </m:sSub>
                   </m:e>
                 </m:d>
+                <m:r>
+                  <m:t>​</m:t>
+                </m:r>
               </m:oMath>
             </m:oMathPara>
           </w:p>
@@ -23630,10 +23663,12 @@
               </m:sSubSup>
               <m:r>
                 <m:rPr>
-                  <m:nor/>
                   <m:sty m:val="p"/>
                 </m:rPr>
                 <m:t>exp</m:t>
+              </m:r>
+              <m:r>
+                <m:t>​</m:t>
               </m:r>
               <m:d>
                 <m:dPr>
@@ -23693,6 +23728,9 @@
                   </m:sSub>
                 </m:e>
               </m:d>
+              <m:r>
+                <m:t>​</m:t>
+              </m:r>
             </m:oMath>
             <w:r>
               <w:t xml:space="preserve"> </w:t>
@@ -23761,10 +23799,12 @@
                 </m:sSubSup>
                 <m:r>
                   <m:rPr>
-                    <m:nor/>
                     <m:sty m:val="p"/>
                   </m:rPr>
                   <m:t>exp</m:t>
+                </m:r>
+                <m:r>
+                  <m:t>​</m:t>
                 </m:r>
                 <m:d>
                   <m:dPr>
@@ -23824,6 +23864,9 @@
                     </m:sSub>
                   </m:e>
                 </m:d>
+                <m:r>
+                  <m:t>​</m:t>
+                </m:r>
                 <m:r>
                   <m:t> </m:t>
                 </m:r>
@@ -24442,10 +24485,12 @@
         </m:sSub>
         <m:r>
           <m:rPr>
-            <m:nor/>
             <m:sty m:val="p"/>
           </m:rPr>
           <m:t>exp</m:t>
+        </m:r>
+        <m:r>
+          <m:t>​</m:t>
         </m:r>
         <m:d>
           <m:dPr>
@@ -24472,6 +24517,9 @@
             </m:sSub>
           </m:e>
         </m:d>
+        <m:r>
+          <m:t>​</m:t>
+        </m:r>
       </m:oMath>
       <w:r>
         <w:t xml:space="preserve">.</w:t>
@@ -24653,10 +24701,12 @@
               </m:sSub>
               <m:r>
                 <m:rPr>
-                  <m:nor/>
                   <m:sty m:val="p"/>
                 </m:rPr>
                 <m:t>exp</m:t>
+              </m:r>
+              <m:r>
+                <m:t>​</m:t>
               </m:r>
               <m:d>
                 <m:dPr>
@@ -24695,6 +24745,9 @@
                   </m:sSub>
                 </m:e>
               </m:d>
+              <m:r>
+                <m:t>​</m:t>
+              </m:r>
             </m:oMath>
             <w:r>
               <w:t xml:space="preserve">.</w:t>
@@ -25611,10 +25664,12 @@
         </m:r>
         <m:r>
           <m:rPr>
-            <m:nor/>
             <m:sty m:val="p"/>
           </m:rPr>
           <m:t>exp</m:t>
+        </m:r>
+        <m:r>
+          <m:t>​</m:t>
         </m:r>
         <m:d>
           <m:dPr>
@@ -25644,6 +25699,9 @@
             </m:sSub>
           </m:e>
         </m:d>
+        <m:r>
+          <m:t>​</m:t>
+        </m:r>
       </m:oMath>
       <w:r>
         <w:t xml:space="preserve">, this means</w:t>
@@ -25654,10 +25712,12 @@
       <m:oMath>
         <m:r>
           <m:rPr>
-            <m:nor/>
             <m:sty m:val="p"/>
           </m:rPr>
           <m:t>exp</m:t>
+        </m:r>
+        <m:r>
+          <m:t>​</m:t>
         </m:r>
         <m:d>
           <m:dPr>
@@ -25687,6 +25747,9 @@
             </m:sSub>
           </m:e>
         </m:d>
+        <m:r>
+          <m:t>​</m:t>
+        </m:r>
         <m:r>
           <m:rPr>
             <m:sty m:val="p"/>
@@ -26567,10 +26630,12 @@
               </m:r>
               <m:r>
                 <m:rPr>
-                  <m:nor/>
                   <m:sty m:val="p"/>
                 </m:rPr>
                 <m:t>exp</m:t>
+              </m:r>
+              <m:r>
+                <m:t>​</m:t>
               </m:r>
               <m:d>
                 <m:dPr>
@@ -26589,6 +26654,9 @@
                 </m:e>
               </m:d>
               <m:r>
+                <m:t>​</m:t>
+              </m:r>
+              <m:r>
                 <m:rPr>
                   <m:sty m:val="p"/>
                 </m:rPr>
@@ -26654,10 +26722,12 @@
               </m:r>
               <m:r>
                 <m:rPr>
-                  <m:nor/>
                   <m:sty m:val="p"/>
                 </m:rPr>
                 <m:t>exp</m:t>
+              </m:r>
+              <m:r>
+                <m:t>​</m:t>
               </m:r>
               <m:d>
                 <m:dPr>
@@ -26682,6 +26752,9 @@
                 </m:e>
               </m:d>
               <m:r>
+                <m:t>​</m:t>
+              </m:r>
+              <m:r>
                 <m:rPr>
                   <m:sty m:val="p"/>
                 </m:rPr>
@@ -26706,10 +26779,12 @@
               </m:r>
               <m:r>
                 <m:rPr>
-                  <m:nor/>
                   <m:sty m:val="p"/>
                 </m:rPr>
                 <m:t>exp</m:t>
+              </m:r>
+              <m:r>
+                <m:t>​</m:t>
               </m:r>
               <m:d>
                 <m:dPr>
@@ -26734,6 +26809,9 @@
                 </m:e>
               </m:d>
               <m:r>
+                <m:t>​</m:t>
+              </m:r>
+              <m:r>
                 <m:rPr>
                   <m:sty m:val="p"/>
                 </m:rPr>
@@ -26744,10 +26822,12 @@
               </m:r>
               <m:r>
                 <m:rPr>
-                  <m:nor/>
                   <m:sty m:val="p"/>
                 </m:rPr>
                 <m:t>exp</m:t>
+              </m:r>
+              <m:r>
+                <m:t>​</m:t>
               </m:r>
               <m:d>
                 <m:dPr>
@@ -26762,6 +26842,9 @@
                   </m:r>
                 </m:e>
               </m:d>
+              <m:r>
+                <m:t>​</m:t>
+              </m:r>
             </m:oMath>
             <w:r>
               <w:t xml:space="preserve">:</w:t>
@@ -26804,10 +26887,12 @@
               </m:r>
               <m:r>
                 <m:rPr>
-                  <m:nor/>
                   <m:sty m:val="p"/>
                 </m:rPr>
                 <m:t>exp</m:t>
+              </m:r>
+              <m:r>
+                <m:t>​</m:t>
               </m:r>
               <m:d>
                 <m:dPr>
@@ -26822,6 +26907,9 @@
                   </m:r>
                 </m:e>
               </m:d>
+              <m:r>
+                <m:t>​</m:t>
+              </m:r>
               <m:r>
                 <m:rPr>
                   <m:sty m:val="p"/>
@@ -26908,10 +26996,12 @@
               </m:r>
               <m:r>
                 <m:rPr>
-                  <m:nor/>
                   <m:sty m:val="p"/>
                 </m:rPr>
                 <m:t>exp</m:t>
+              </m:r>
+              <m:r>
+                <m:t>​</m:t>
               </m:r>
               <m:d>
                 <m:dPr>
@@ -26927,6 +27017,9 @@
                 </m:e>
               </m:d>
               <m:r>
+                <m:t>​</m:t>
+              </m:r>
+              <m:r>
                 <m:rPr>
                   <m:sty m:val="p"/>
                 </m:rPr>
@@ -26972,10 +27065,12 @@
               </m:r>
               <m:r>
                 <m:rPr>
-                  <m:nor/>
                   <m:sty m:val="p"/>
                 </m:rPr>
                 <m:t>exp</m:t>
+              </m:r>
+              <m:r>
+                <m:t>​</m:t>
               </m:r>
               <m:d>
                 <m:dPr>
@@ -26990,6 +27085,9 @@
                   </m:r>
                 </m:e>
               </m:d>
+              <m:r>
+                <m:t>​</m:t>
+              </m:r>
             </m:oMath>
             <w:r>
               <w:t xml:space="preserve">;</w:t>
@@ -27622,10 +27720,12 @@
               </m:sSub>
               <m:r>
                 <m:rPr>
-                  <m:nor/>
                   <m:sty m:val="p"/>
                 </m:rPr>
                 <m:t>exp</m:t>
+              </m:r>
+              <m:r>
+                <m:t>​</m:t>
               </m:r>
               <m:d>
                 <m:dPr>
@@ -27652,6 +27752,9 @@
                   </m:sSub>
                 </m:e>
               </m:d>
+              <m:r>
+                <m:t>​</m:t>
+              </m:r>
             </m:oMath>
             <w:r>
               <w:t xml:space="preserve">,</w:t>
@@ -27741,10 +27844,12 @@
             <m:oMath>
               <m:r>
                 <m:rPr>
-                  <m:nor/>
                   <m:sty m:val="p"/>
                 </m:rPr>
                 <m:t>exp</m:t>
+              </m:r>
+              <m:r>
+                <m:t>​</m:t>
               </m:r>
               <m:d>
                 <m:dPr>
@@ -27773,6 +27878,9 @@
                 </m:e>
               </m:d>
               <m:r>
+                <m:t>​</m:t>
+              </m:r>
+              <m:r>
                 <m:rPr>
                   <m:sty m:val="p"/>
                 </m:rPr>
@@ -27780,10 +27888,12 @@
               </m:r>
               <m:r>
                 <m:rPr>
-                  <m:nor/>
                   <m:sty m:val="p"/>
                 </m:rPr>
                 <m:t>exp</m:t>
+              </m:r>
+              <m:r>
+                <m:t>​</m:t>
               </m:r>
               <m:d>
                 <m:dPr>
@@ -27798,6 +27908,9 @@
                   </m:r>
                 </m:e>
               </m:d>
+              <m:r>
+                <m:t>​</m:t>
+              </m:r>
               <m:r>
                 <m:rPr>
                   <m:sty m:val="p"/>
@@ -28956,10 +29069,12 @@
       <m:oMath>
         <m:r>
           <m:rPr>
-            <m:nor/>
             <m:sty m:val="p"/>
           </m:rPr>
           <m:t>exp</m:t>
+        </m:r>
+        <m:r>
+          <m:t>​</m:t>
         </m:r>
         <m:d>
           <m:dPr>
@@ -28987,6 +29102,9 @@
             </m:acc>
           </m:e>
         </m:d>
+        <m:r>
+          <m:t>​</m:t>
+        </m:r>
         <m:r>
           <m:rPr>
             <m:sty m:val="p"/>

--- a/chapters/17-causal-survival-analysis.docx
+++ b/chapters/17-causal-survival-analysis.docx
@@ -751,6 +751,7 @@
       <m:oMath>
         <m:r>
           <m:rPr>
+            <m:scr m:val="double-struck"/>
             <m:sty m:val="p"/>
           </m:rPr>
           <m:t>E</m:t>
